--- a/backend/templates/complaint/CDOGS-EXT-ERS-COMPLAINT-TEMPLATE-v1.docx
+++ b/backend/templates/complaint/CDOGS-EXT-ERS-COMPLAINT-TEMPLATE-v1.docx
@@ -520,6 +520,10 @@
             <w:r>
               <w:rPr>
                 <w:rStyle w:val="CommentReference"/>
+                <w:rFonts w:ascii="BC Sans" w:eastAsia="Times New Roman" w:hAnsi="BC Sans" w:cs="Times New Roman"/>
+                <w:color w:val="000000" w:themeColor="text1"/>
+                <w:sz w:val="20"/>
+                <w:szCs w:val="20"/>
               </w:rPr>
               <w:commentReference w:id="0"/>
             </w:r>
@@ -652,8 +656,8 @@
         <w:tblLook w:val="04A0" w:firstRow="1" w:lastRow="0" w:firstColumn="1" w:lastColumn="0" w:noHBand="0" w:noVBand="1"/>
       </w:tblPr>
       <w:tblGrid>
-        <w:gridCol w:w="2635"/>
-        <w:gridCol w:w="8635"/>
+        <w:gridCol w:w="2552"/>
+        <w:gridCol w:w="8364"/>
       </w:tblGrid>
       <w:tr>
         <w:trPr>
@@ -707,9 +711,12 @@
             <w:r>
               <w:rPr>
                 <w:rStyle w:val="CommentReference"/>
-                <w:b w:val="0"/>
-                <w:bCs w:val="0"/>
-                <w:caps w:val="0"/>
+                <w:rFonts w:ascii="BC Sans" w:eastAsia="Times New Roman" w:hAnsi="BC Sans" w:cs="Times New Roman"/>
+                <w:color w:val="000000"/>
+                <w:kern w:val="0"/>
+                <w:sz w:val="20"/>
+                <w:szCs w:val="20"/>
+                <w14:ligatures w14:val="none"/>
               </w:rPr>
               <w:commentReference w:id="1"/>
             </w:r>
@@ -3374,7 +3381,7 @@
                 <w:sz w:val="20"/>
                 <w:szCs w:val="20"/>
               </w:rPr>
-              <w:t>Subject of complaint/</w:t>
+              <w:t>Party of interest</w:t>
             </w:r>
             <w:r>
               <w:rPr>
@@ -3386,19 +3393,7 @@
                 <w:sz w:val="20"/>
                 <w:szCs w:val="20"/>
               </w:rPr>
-              <w:t xml:space="preserve"> </w:t>
-            </w:r>
-            <w:r>
-              <w:rPr>
-                <w:rFonts w:ascii="BC Sans" w:eastAsia="BC Sans" w:hAnsi="BC Sans" w:cs="BC Sans"/>
-                <w:b w:val="0"/>
-                <w:bCs w:val="0"/>
-                <w:caps w:val="0"/>
-                <w:color w:val="000000" w:themeColor="text1"/>
-                <w:sz w:val="20"/>
-                <w:szCs w:val="20"/>
-              </w:rPr>
-              <w:t>witness details</w:t>
+              <w:t xml:space="preserve"> details</w:t>
             </w:r>
           </w:p>
         </w:tc>
@@ -3505,7 +3500,19 @@
                 <w:szCs w:val="20"/>
                 <w14:ligatures w14:val="none"/>
               </w:rPr>
-              <w:t>Caller information</w:t>
+              <w:t>Complainant</w:t>
+            </w:r>
+            <w:r>
+              <w:rPr>
+                <w:rFonts w:ascii="BC Sans" w:eastAsia="Times New Roman" w:hAnsi="BC Sans" w:cs="Times New Roman"/>
+                <w:caps w:val="0"/>
+                <w:color w:val="000000"/>
+                <w:kern w:val="0"/>
+                <w:sz w:val="20"/>
+                <w:szCs w:val="20"/>
+                <w14:ligatures w14:val="none"/>
+              </w:rPr>
+              <w:t xml:space="preserve"> information</w:t>
             </w:r>
           </w:p>
         </w:tc>
@@ -3671,6 +3678,9 @@
             <w:r>
               <w:rPr>
                 <w:rStyle w:val="CommentReference"/>
+                <w:rFonts w:ascii="BC Sans" w:hAnsi="BC Sans" w:cs="BC Sans Light"/>
+                <w:sz w:val="20"/>
+                <w:szCs w:val="20"/>
               </w:rPr>
               <w:commentReference w:id="2"/>
             </w:r>
@@ -4341,7 +4351,6 @@
                 <w:sz w:val="20"/>
                 <w:szCs w:val="20"/>
               </w:rPr>
-              <w:lastRenderedPageBreak/>
               <w:t>Email</w:t>
             </w:r>
           </w:p>
@@ -4496,6 +4505,7 @@
         <w:spacing w:after="0"/>
       </w:pPr>
       <w:r>
+        <w:lastRenderedPageBreak/>
         <w:br/>
       </w:r>
       <w:r>
@@ -8932,21 +8942,12 @@
 </file>
 
 <file path=customXml/item1.xml><?xml version="1.0" encoding="utf-8"?>
-<p:properties xmlns:p="http://schemas.microsoft.com/office/2006/metadata/properties" xmlns:xsi="http://www.w3.org/2001/XMLSchema-instance" xmlns:pc="http://schemas.microsoft.com/office/infopath/2007/PartnerControls">
-  <documentManagement>
-    <TaxCatchAll xmlns="cbeac988-4fd5-47cf-ad03-89cc7678fa90" xsi:nil="true"/>
-    <lcf76f155ced4ddcb4097134ff3c332f xmlns="aa9c99c1-69c1-4b58-9df5-4d4796c46f8a">
-      <Terms xmlns="http://schemas.microsoft.com/office/infopath/2007/PartnerControls"/>
-    </lcf76f155ced4ddcb4097134ff3c332f>
-    <SharedWithUsers xmlns="cbeac988-4fd5-47cf-ad03-89cc7678fa90">
-      <UserInfo>
-        <DisplayName/>
-        <AccountId xsi:nil="true"/>
-        <AccountType/>
-      </UserInfo>
-    </SharedWithUsers>
-  </documentManagement>
-</p:properties>
+<?mso-contentType ?>
+<FormTemplates xmlns="http://schemas.microsoft.com/sharepoint/v3/contenttype/forms">
+  <Display>DocumentLibraryForm</Display>
+  <Edit>DocumentLibraryForm</Edit>
+  <New>DocumentLibraryForm</New>
+</FormTemplates>
 </file>
 
 <file path=customXml/item2.xml><?xml version="1.0" encoding="utf-8"?>
@@ -9185,21 +9186,27 @@
 </file>
 
 <file path=customXml/item3.xml><?xml version="1.0" encoding="utf-8"?>
-<?mso-contentType ?>
-<FormTemplates xmlns="http://schemas.microsoft.com/sharepoint/v3/contenttype/forms">
-  <Display>DocumentLibraryForm</Display>
-  <Edit>DocumentLibraryForm</Edit>
-  <New>DocumentLibraryForm</New>
-</FormTemplates>
+<p:properties xmlns:p="http://schemas.microsoft.com/office/2006/metadata/properties" xmlns:xsi="http://www.w3.org/2001/XMLSchema-instance" xmlns:pc="http://schemas.microsoft.com/office/infopath/2007/PartnerControls">
+  <documentManagement>
+    <TaxCatchAll xmlns="cbeac988-4fd5-47cf-ad03-89cc7678fa90" xsi:nil="true"/>
+    <lcf76f155ced4ddcb4097134ff3c332f xmlns="aa9c99c1-69c1-4b58-9df5-4d4796c46f8a">
+      <Terms xmlns="http://schemas.microsoft.com/office/infopath/2007/PartnerControls"/>
+    </lcf76f155ced4ddcb4097134ff3c332f>
+    <SharedWithUsers xmlns="cbeac988-4fd5-47cf-ad03-89cc7678fa90">
+      <UserInfo>
+        <DisplayName/>
+        <AccountId xsi:nil="true"/>
+        <AccountType/>
+      </UserInfo>
+    </SharedWithUsers>
+  </documentManagement>
+</p:properties>
 </file>
 
 <file path=customXml/itemProps1.xml><?xml version="1.0" encoding="utf-8"?>
-<ds:datastoreItem xmlns:ds="http://schemas.openxmlformats.org/officeDocument/2006/customXml" ds:itemID="{C6C5DCE0-D69C-4B6E-96D9-C69B23DE6D4A}">
+<ds:datastoreItem xmlns:ds="http://schemas.openxmlformats.org/officeDocument/2006/customXml" ds:itemID="{4BECF9F2-3A10-48CC-8D31-4F6E8664527E}">
   <ds:schemaRefs>
-    <ds:schemaRef ds:uri="http://schemas.microsoft.com/office/2006/metadata/properties"/>
-    <ds:schemaRef ds:uri="http://schemas.microsoft.com/office/infopath/2007/PartnerControls"/>
-    <ds:schemaRef ds:uri="cbeac988-4fd5-47cf-ad03-89cc7678fa90"/>
-    <ds:schemaRef ds:uri="aa9c99c1-69c1-4b58-9df5-4d4796c46f8a"/>
+    <ds:schemaRef ds:uri="http://schemas.microsoft.com/sharepoint/v3/contenttype/forms"/>
   </ds:schemaRefs>
 </ds:datastoreItem>
 </file>
@@ -9224,9 +9231,12 @@
 </file>
 
 <file path=customXml/itemProps3.xml><?xml version="1.0" encoding="utf-8"?>
-<ds:datastoreItem xmlns:ds="http://schemas.openxmlformats.org/officeDocument/2006/customXml" ds:itemID="{4BECF9F2-3A10-48CC-8D31-4F6E8664527E}">
+<ds:datastoreItem xmlns:ds="http://schemas.openxmlformats.org/officeDocument/2006/customXml" ds:itemID="{C6C5DCE0-D69C-4B6E-96D9-C69B23DE6D4A}">
   <ds:schemaRefs>
-    <ds:schemaRef ds:uri="http://schemas.microsoft.com/sharepoint/v3/contenttype/forms"/>
+    <ds:schemaRef ds:uri="http://schemas.microsoft.com/office/2006/metadata/properties"/>
+    <ds:schemaRef ds:uri="http://schemas.microsoft.com/office/infopath/2007/PartnerControls"/>
+    <ds:schemaRef ds:uri="cbeac988-4fd5-47cf-ad03-89cc7678fa90"/>
+    <ds:schemaRef ds:uri="aa9c99c1-69c1-4b58-9df5-4d4796c46f8a"/>
   </ds:schemaRefs>
 </ds:datastoreItem>
 </file>